--- a/public/modelos/PCMD-W1-Manual-Gestao-Ativos.docx
+++ b/public/modelos/PCMD-W1-Manual-Gestao-Ativos.docx
@@ -55,14 +55,14 @@
       <w:pPr>
         <w:pStyle w:val="DestaquePCMD"/>
         <w:pBdr>
-          <w:left w:val="single" w:sz="24" w:space="6" w:color="0B3D63"/>
+          <w:left w:val="single" w:sz="24" w:space="6" w:color="0B2A5B"/>
         </w:pBdr>
         <w:shd w:val="clear" w:color="auto" w:fill="EEF2F8"/>
       </w:pPr>
       <w:r>
         <w:rPr>
           <w:rFonts w:ascii="Arial Black" w:hAnsi="Arial Black" w:cs="Arial Black"/>
-          <w:color w:val="0B3D63"/>
+          <w:color w:val="0B2A5B"/>
           <w:sz w:val="16"/>
         </w:rPr>
         <w:t xml:space="preserve">NOTA   </w:t>
@@ -77,7 +77,7 @@
         <w:keepNext/>
       </w:pPr>
       <w:r>
-        <w:t>Referências registradas (PCMD-01, aba Requisitos) · região repetível «requisitos»: repita a linha modelo para cada registro.</w:t>
+        <w:t>Referências registradas (PCMD-01, aba Cadastros) · região repetível «requisitos»: repita a linha modelo para cada registro.</w:t>
       </w:r>
     </w:p>
     <w:tbl>
@@ -120,7 +120,7 @@
             <w:tcW w:type="dxa" w:w="2948"/>
             <w:shd w:val="clear" w:color="auto" w:fill="DCE6F5"/>
             <w:tcBorders>
-              <w:bottom w:val="single" w:sz="8" w:space="0" w:color="0B3D63"/>
+              <w:bottom w:val="single" w:sz="8" w:space="0" w:color="0B2A5B"/>
             </w:tcBorders>
           </w:tcPr>
           <w:p>
@@ -131,7 +131,7 @@
             <w:r>
               <w:rPr>
                 <w:b/>
-                <w:color w:val="0B3D63"/>
+                <w:color w:val="0B2A5B"/>
               </w:rPr>
               <w:t>Referência</w:t>
             </w:r>
@@ -142,7 +142,7 @@
             <w:tcW w:type="dxa" w:w="1134"/>
             <w:shd w:val="clear" w:color="auto" w:fill="DCE6F5"/>
             <w:tcBorders>
-              <w:bottom w:val="single" w:sz="8" w:space="0" w:color="0B3D63"/>
+              <w:bottom w:val="single" w:sz="8" w:space="0" w:color="0B2A5B"/>
             </w:tcBorders>
           </w:tcPr>
           <w:p>
@@ -153,7 +153,7 @@
             <w:r>
               <w:rPr>
                 <w:b/>
-                <w:color w:val="0B3D63"/>
+                <w:color w:val="0B2A5B"/>
               </w:rPr>
               <w:t>Versão</w:t>
             </w:r>
@@ -164,7 +164,7 @@
             <w:tcW w:type="dxa" w:w="1304"/>
             <w:shd w:val="clear" w:color="auto" w:fill="DCE6F5"/>
             <w:tcBorders>
-              <w:bottom w:val="single" w:sz="8" w:space="0" w:color="0B3D63"/>
+              <w:bottom w:val="single" w:sz="8" w:space="0" w:color="0B2A5B"/>
             </w:tcBorders>
           </w:tcPr>
           <w:p>
@@ -175,7 +175,7 @@
             <w:r>
               <w:rPr>
                 <w:b/>
-                <w:color w:val="0B3D63"/>
+                <w:color w:val="0B2A5B"/>
               </w:rPr>
               <w:t>Data</w:t>
             </w:r>
@@ -186,7 +186,7 @@
             <w:tcW w:type="dxa" w:w="2665"/>
             <w:shd w:val="clear" w:color="auto" w:fill="DCE6F5"/>
             <w:tcBorders>
-              <w:bottom w:val="single" w:sz="8" w:space="0" w:color="0B3D63"/>
+              <w:bottom w:val="single" w:sz="8" w:space="0" w:color="0B2A5B"/>
             </w:tcBorders>
           </w:tcPr>
           <w:p>
@@ -197,7 +197,7 @@
             <w:r>
               <w:rPr>
                 <w:b/>
-                <w:color w:val="0B3D63"/>
+                <w:color w:val="0B2A5B"/>
               </w:rPr>
               <w:t>Fonte (HTTPS)</w:t>
             </w:r>
@@ -208,7 +208,7 @@
             <w:tcW w:type="dxa" w:w="1587"/>
             <w:shd w:val="clear" w:color="auto" w:fill="DCE6F5"/>
             <w:tcBorders>
-              <w:bottom w:val="single" w:sz="8" w:space="0" w:color="0B3D63"/>
+              <w:bottom w:val="single" w:sz="8" w:space="0" w:color="0B2A5B"/>
             </w:tcBorders>
           </w:tcPr>
           <w:p>
@@ -219,7 +219,7 @@
             <w:r>
               <w:rPr>
                 <w:b/>
-                <w:color w:val="0B3D63"/>
+                <w:color w:val="0B2A5B"/>
               </w:rPr>
               <w:t>Status</w:t>
             </w:r>
@@ -358,7 +358,7 @@
             <w:tcW w:type="dxa" w:w="2551"/>
             <w:shd w:val="clear" w:color="auto" w:fill="DCE6F5"/>
             <w:tcBorders>
-              <w:bottom w:val="single" w:sz="8" w:space="0" w:color="0B3D63"/>
+              <w:bottom w:val="single" w:sz="8" w:space="0" w:color="0B2A5B"/>
             </w:tcBorders>
           </w:tcPr>
           <w:p>
@@ -369,7 +369,7 @@
             <w:r>
               <w:rPr>
                 <w:b/>
-                <w:color w:val="0B3D63"/>
+                <w:color w:val="0B2A5B"/>
               </w:rPr>
               <w:t>Termo</w:t>
             </w:r>
@@ -380,7 +380,7 @@
             <w:tcW w:type="dxa" w:w="7087"/>
             <w:shd w:val="clear" w:color="auto" w:fill="DCE6F5"/>
             <w:tcBorders>
-              <w:bottom w:val="single" w:sz="8" w:space="0" w:color="0B3D63"/>
+              <w:bottom w:val="single" w:sz="8" w:space="0" w:color="0B2A5B"/>
             </w:tcBorders>
           </w:tcPr>
           <w:p>
@@ -391,7 +391,7 @@
             <w:r>
               <w:rPr>
                 <w:b/>
-                <w:color w:val="0B3D63"/>
+                <w:color w:val="0B2A5B"/>
               </w:rPr>
               <w:t>Definição</w:t>
             </w:r>
@@ -684,7 +684,7 @@
             <w:tcW w:type="dxa" w:w="2381"/>
             <w:shd w:val="clear" w:color="auto" w:fill="DCE6F5"/>
             <w:tcBorders>
-              <w:bottom w:val="single" w:sz="8" w:space="0" w:color="0B3D63"/>
+              <w:bottom w:val="single" w:sz="8" w:space="0" w:color="0B2A5B"/>
             </w:tcBorders>
           </w:tcPr>
           <w:p>
@@ -695,7 +695,7 @@
             <w:r>
               <w:rPr>
                 <w:b/>
-                <w:color w:val="0B3D63"/>
+                <w:color w:val="0B2A5B"/>
               </w:rPr>
               <w:t>Papel</w:t>
             </w:r>
@@ -706,7 +706,7 @@
             <w:tcW w:type="dxa" w:w="4989"/>
             <w:shd w:val="clear" w:color="auto" w:fill="DCE6F5"/>
             <w:tcBorders>
-              <w:bottom w:val="single" w:sz="8" w:space="0" w:color="0B3D63"/>
+              <w:bottom w:val="single" w:sz="8" w:space="0" w:color="0B2A5B"/>
             </w:tcBorders>
           </w:tcPr>
           <w:p>
@@ -717,7 +717,7 @@
             <w:r>
               <w:rPr>
                 <w:b/>
-                <w:color w:val="0B3D63"/>
+                <w:color w:val="0B2A5B"/>
               </w:rPr>
               <w:t>Responsabilidade</w:t>
             </w:r>
@@ -728,7 +728,7 @@
             <w:tcW w:type="dxa" w:w="2268"/>
             <w:shd w:val="clear" w:color="auto" w:fill="DCE6F5"/>
             <w:tcBorders>
-              <w:bottom w:val="single" w:sz="8" w:space="0" w:color="0B3D63"/>
+              <w:bottom w:val="single" w:sz="8" w:space="0" w:color="0B2A5B"/>
             </w:tcBorders>
           </w:tcPr>
           <w:p>
@@ -739,7 +739,7 @@
             <w:r>
               <w:rPr>
                 <w:b/>
-                <w:color w:val="0B3D63"/>
+                <w:color w:val="0B2A5B"/>
               </w:rPr>
               <w:t>Pessoa</w:t>
             </w:r>
@@ -948,7 +948,7 @@
         <w:keepNext/>
       </w:pPr>
       <w:r>
-        <w:t>Pessoas ativas (PCMD-01, aba Pessoas) · região repetível «pessoas»: repita a linha modelo para cada registro.</w:t>
+        <w:t>Pessoas ativas (PCMD-01, aba Cadastros) · região repetível «pessoas»: repita a linha modelo para cada registro.</w:t>
       </w:r>
     </w:p>
     <w:tbl>
@@ -990,7 +990,7 @@
             <w:tcW w:type="dxa" w:w="2268"/>
             <w:shd w:val="clear" w:color="auto" w:fill="DCE6F5"/>
             <w:tcBorders>
-              <w:bottom w:val="single" w:sz="8" w:space="0" w:color="0B3D63"/>
+              <w:bottom w:val="single" w:sz="8" w:space="0" w:color="0B2A5B"/>
             </w:tcBorders>
           </w:tcPr>
           <w:p>
@@ -1001,7 +1001,7 @@
             <w:r>
               <w:rPr>
                 <w:b/>
-                <w:color w:val="0B3D63"/>
+                <w:color w:val="0B2A5B"/>
               </w:rPr>
               <w:t>Nome</w:t>
             </w:r>
@@ -1012,7 +1012,7 @@
             <w:tcW w:type="dxa" w:w="2494"/>
             <w:shd w:val="clear" w:color="auto" w:fill="DCE6F5"/>
             <w:tcBorders>
-              <w:bottom w:val="single" w:sz="8" w:space="0" w:color="0B3D63"/>
+              <w:bottom w:val="single" w:sz="8" w:space="0" w:color="0B2A5B"/>
             </w:tcBorders>
           </w:tcPr>
           <w:p>
@@ -1023,7 +1023,7 @@
             <w:r>
               <w:rPr>
                 <w:b/>
-                <w:color w:val="0B3D63"/>
+                <w:color w:val="0B2A5B"/>
               </w:rPr>
               <w:t>Função</w:t>
             </w:r>
@@ -1034,7 +1034,7 @@
             <w:tcW w:type="dxa" w:w="1928"/>
             <w:shd w:val="clear" w:color="auto" w:fill="DCE6F5"/>
             <w:tcBorders>
-              <w:bottom w:val="single" w:sz="8" w:space="0" w:color="0B3D63"/>
+              <w:bottom w:val="single" w:sz="8" w:space="0" w:color="0B2A5B"/>
             </w:tcBorders>
           </w:tcPr>
           <w:p>
@@ -1045,7 +1045,7 @@
             <w:r>
               <w:rPr>
                 <w:b/>
-                <w:color w:val="0B3D63"/>
+                <w:color w:val="0B2A5B"/>
               </w:rPr>
               <w:t>Especialidade</w:t>
             </w:r>
@@ -1056,7 +1056,7 @@
             <w:tcW w:type="dxa" w:w="2948"/>
             <w:shd w:val="clear" w:color="auto" w:fill="DCE6F5"/>
             <w:tcBorders>
-              <w:bottom w:val="single" w:sz="8" w:space="0" w:color="0B3D63"/>
+              <w:bottom w:val="single" w:sz="8" w:space="0" w:color="0B2A5B"/>
             </w:tcBorders>
           </w:tcPr>
           <w:p>
@@ -1067,7 +1067,7 @@
             <w:r>
               <w:rPr>
                 <w:b/>
-                <w:color w:val="0B3D63"/>
+                <w:color w:val="0B2A5B"/>
               </w:rPr>
               <w:t>Responsabilidade neste manual (manual)</w:t>
             </w:r>
@@ -1211,7 +1211,7 @@
             <w:tcW w:type="dxa" w:w="1984"/>
             <w:shd w:val="clear" w:color="auto" w:fill="DCE6F5"/>
             <w:tcBorders>
-              <w:bottom w:val="single" w:sz="8" w:space="0" w:color="0B3D63"/>
+              <w:bottom w:val="single" w:sz="8" w:space="0" w:color="0B2A5B"/>
             </w:tcBorders>
           </w:tcPr>
           <w:p>
@@ -1222,7 +1222,7 @@
             <w:r>
               <w:rPr>
                 <w:b/>
-                <w:color w:val="0B3D63"/>
+                <w:color w:val="0B2A5B"/>
               </w:rPr>
               <w:t>Item</w:t>
             </w:r>
@@ -1233,7 +1233,7 @@
             <w:tcW w:type="dxa" w:w="7654"/>
             <w:shd w:val="clear" w:color="auto" w:fill="DCE6F5"/>
             <w:tcBorders>
-              <w:bottom w:val="single" w:sz="8" w:space="0" w:color="0B3D63"/>
+              <w:bottom w:val="single" w:sz="8" w:space="0" w:color="0B2A5B"/>
             </w:tcBorders>
           </w:tcPr>
           <w:p>
@@ -1244,7 +1244,7 @@
             <w:r>
               <w:rPr>
                 <w:b/>
-                <w:color w:val="0B3D63"/>
+                <w:color w:val="0B2A5B"/>
               </w:rPr>
               <w:t>Regra</w:t>
             </w:r>
@@ -1395,7 +1395,7 @@
         <w:keepNext/>
       </w:pPr>
       <w:r>
-        <w:t>Setores cadastrados (PCMD-02, aba Setores) · região repetível «setores»: repita a linha modelo para cada registro.</w:t>
+        <w:t>Setores cadastrados (PCMD-02, aba Cadastros) · região repetível «setores»: repita a linha modelo para cada registro.</w:t>
       </w:r>
     </w:p>
     <w:tbl>
@@ -1435,7 +1435,7 @@
             <w:tcW w:type="dxa" w:w="1701"/>
             <w:shd w:val="clear" w:color="auto" w:fill="DCE6F5"/>
             <w:tcBorders>
-              <w:bottom w:val="single" w:sz="8" w:space="0" w:color="0B3D63"/>
+              <w:bottom w:val="single" w:sz="8" w:space="0" w:color="0B2A5B"/>
             </w:tcBorders>
           </w:tcPr>
           <w:p>
@@ -1446,7 +1446,7 @@
             <w:r>
               <w:rPr>
                 <w:b/>
-                <w:color w:val="0B3D63"/>
+                <w:color w:val="0B2A5B"/>
               </w:rPr>
               <w:t>Sigla</w:t>
             </w:r>
@@ -1457,7 +1457,7 @@
             <w:tcW w:type="dxa" w:w="7937"/>
             <w:shd w:val="clear" w:color="auto" w:fill="DCE6F5"/>
             <w:tcBorders>
-              <w:bottom w:val="single" w:sz="8" w:space="0" w:color="0B3D63"/>
+              <w:bottom w:val="single" w:sz="8" w:space="0" w:color="0B2A5B"/>
             </w:tcBorders>
           </w:tcPr>
           <w:p>
@@ -1468,7 +1468,7 @@
             <w:r>
               <w:rPr>
                 <w:b/>
-                <w:color w:val="0B3D63"/>
+                <w:color w:val="0B2A5B"/>
               </w:rPr>
               <w:t>Descrição (manual)</w:t>
             </w:r>
@@ -1573,7 +1573,7 @@
             <w:tcW w:type="dxa" w:w="6803"/>
             <w:shd w:val="clear" w:color="auto" w:fill="DCE6F5"/>
             <w:tcBorders>
-              <w:bottom w:val="single" w:sz="8" w:space="0" w:color="0B3D63"/>
+              <w:bottom w:val="single" w:sz="8" w:space="0" w:color="0B2A5B"/>
             </w:tcBorders>
           </w:tcPr>
           <w:p>
@@ -1584,7 +1584,7 @@
             <w:r>
               <w:rPr>
                 <w:b/>
-                <w:color w:val="0B3D63"/>
+                <w:color w:val="0B2A5B"/>
               </w:rPr>
               <w:t>Situação</w:t>
             </w:r>
@@ -1595,7 +1595,7 @@
             <w:tcW w:type="dxa" w:w="2835"/>
             <w:shd w:val="clear" w:color="auto" w:fill="DCE6F5"/>
             <w:tcBorders>
-              <w:bottom w:val="single" w:sz="8" w:space="0" w:color="0B3D63"/>
+              <w:bottom w:val="single" w:sz="8" w:space="0" w:color="0B2A5B"/>
             </w:tcBorders>
           </w:tcPr>
           <w:p>
@@ -1606,7 +1606,7 @@
             <w:r>
               <w:rPr>
                 <w:b/>
-                <w:color w:val="0B3D63"/>
+                <w:color w:val="0B2A5B"/>
               </w:rPr>
               <w:t>Classe</w:t>
             </w:r>
@@ -1893,7 +1893,7 @@
             <w:tcW w:type="dxa" w:w="2494"/>
             <w:shd w:val="clear" w:color="auto" w:fill="DCE6F5"/>
             <w:tcBorders>
-              <w:bottom w:val="single" w:sz="8" w:space="0" w:color="0B3D63"/>
+              <w:bottom w:val="single" w:sz="8" w:space="0" w:color="0B2A5B"/>
             </w:tcBorders>
           </w:tcPr>
           <w:p>
@@ -1904,7 +1904,7 @@
             <w:r>
               <w:rPr>
                 <w:b/>
-                <w:color w:val="0B3D63"/>
+                <w:color w:val="0B2A5B"/>
               </w:rPr>
               <w:t>Critério</w:t>
             </w:r>
@@ -1915,7 +1915,7 @@
             <w:tcW w:type="dxa" w:w="2381"/>
             <w:shd w:val="clear" w:color="auto" w:fill="DCE6F5"/>
             <w:tcBorders>
-              <w:bottom w:val="single" w:sz="8" w:space="0" w:color="0B3D63"/>
+              <w:bottom w:val="single" w:sz="8" w:space="0" w:color="0B2A5B"/>
             </w:tcBorders>
           </w:tcPr>
           <w:p>
@@ -1926,7 +1926,7 @@
             <w:r>
               <w:rPr>
                 <w:b/>
-                <w:color w:val="0B3D63"/>
+                <w:color w:val="0B2A5B"/>
               </w:rPr>
               <w:t>Nível 1</w:t>
             </w:r>
@@ -1937,7 +1937,7 @@
             <w:tcW w:type="dxa" w:w="2381"/>
             <w:shd w:val="clear" w:color="auto" w:fill="DCE6F5"/>
             <w:tcBorders>
-              <w:bottom w:val="single" w:sz="8" w:space="0" w:color="0B3D63"/>
+              <w:bottom w:val="single" w:sz="8" w:space="0" w:color="0B2A5B"/>
             </w:tcBorders>
           </w:tcPr>
           <w:p>
@@ -1948,7 +1948,7 @@
             <w:r>
               <w:rPr>
                 <w:b/>
-                <w:color w:val="0B3D63"/>
+                <w:color w:val="0B2A5B"/>
               </w:rPr>
               <w:t>Nível 2</w:t>
             </w:r>
@@ -1959,7 +1959,7 @@
             <w:tcW w:type="dxa" w:w="2381"/>
             <w:shd w:val="clear" w:color="auto" w:fill="DCE6F5"/>
             <w:tcBorders>
-              <w:bottom w:val="single" w:sz="8" w:space="0" w:color="0B3D63"/>
+              <w:bottom w:val="single" w:sz="8" w:space="0" w:color="0B2A5B"/>
             </w:tcBorders>
           </w:tcPr>
           <w:p>
@@ -1970,7 +1970,7 @@
             <w:r>
               <w:rPr>
                 <w:b/>
-                <w:color w:val="0B3D63"/>
+                <w:color w:val="0B2A5B"/>
               </w:rPr>
               <w:t>Nível 3</w:t>
             </w:r>
@@ -2283,14 +2283,14 @@
       <w:pPr>
         <w:pStyle w:val="DestaquePCMD"/>
         <w:pBdr>
-          <w:left w:val="single" w:sz="24" w:space="6" w:color="0B3D63"/>
+          <w:left w:val="single" w:sz="24" w:space="6" w:color="0B2A5B"/>
         </w:pBdr>
         <w:shd w:val="clear" w:color="auto" w:fill="EEF2F8"/>
       </w:pPr>
       <w:r>
         <w:rPr>
           <w:rFonts w:ascii="Arial Black" w:hAnsi="Arial Black" w:cs="Arial Black"/>
-          <w:color w:val="0B3D63"/>
+          <w:color w:val="0B2A5B"/>
           <w:sz w:val="16"/>
         </w:rPr>
         <w:t xml:space="preserve">NOTA   </w:t>
@@ -2344,7 +2344,7 @@
             <w:tcW w:type="dxa" w:w="3118"/>
             <w:shd w:val="clear" w:color="auto" w:fill="DCE6F5"/>
             <w:tcBorders>
-              <w:bottom w:val="single" w:sz="8" w:space="0" w:color="0B3D63"/>
+              <w:bottom w:val="single" w:sz="8" w:space="0" w:color="0B2A5B"/>
             </w:tcBorders>
           </w:tcPr>
           <w:p>
@@ -2355,7 +2355,7 @@
             <w:r>
               <w:rPr>
                 <w:b/>
-                <w:color w:val="0B3D63"/>
+                <w:color w:val="0B2A5B"/>
               </w:rPr>
               <w:t>Situação</w:t>
             </w:r>
@@ -2366,7 +2366,7 @@
             <w:tcW w:type="dxa" w:w="6520"/>
             <w:shd w:val="clear" w:color="auto" w:fill="DCE6F5"/>
             <w:tcBorders>
-              <w:bottom w:val="single" w:sz="8" w:space="0" w:color="0B3D63"/>
+              <w:bottom w:val="single" w:sz="8" w:space="0" w:color="0B2A5B"/>
             </w:tcBorders>
           </w:tcPr>
           <w:p>
@@ -2377,7 +2377,7 @@
             <w:r>
               <w:rPr>
                 <w:b/>
-                <w:color w:val="0B3D63"/>
+                <w:color w:val="0B2A5B"/>
               </w:rPr>
               <w:t>O que acontece</w:t>
             </w:r>
@@ -2606,7 +2606,7 @@
             <w:tcW w:type="dxa" w:w="1701"/>
             <w:shd w:val="clear" w:color="auto" w:fill="DCE6F5"/>
             <w:tcBorders>
-              <w:bottom w:val="single" w:sz="8" w:space="0" w:color="0B3D63"/>
+              <w:bottom w:val="single" w:sz="8" w:space="0" w:color="0B2A5B"/>
             </w:tcBorders>
           </w:tcPr>
           <w:p>
@@ -2617,7 +2617,7 @@
             <w:r>
               <w:rPr>
                 <w:b/>
-                <w:color w:val="0B3D63"/>
+                <w:color w:val="0B2A5B"/>
               </w:rPr>
               <w:t>Código</w:t>
             </w:r>
@@ -2628,7 +2628,7 @@
             <w:tcW w:type="dxa" w:w="7937"/>
             <w:shd w:val="clear" w:color="auto" w:fill="DCE6F5"/>
             <w:tcBorders>
-              <w:bottom w:val="single" w:sz="8" w:space="0" w:color="0B3D63"/>
+              <w:bottom w:val="single" w:sz="8" w:space="0" w:color="0B2A5B"/>
             </w:tcBorders>
           </w:tcPr>
           <w:p>
@@ -2639,7 +2639,7 @@
             <w:r>
               <w:rPr>
                 <w:b/>
-                <w:color w:val="0B3D63"/>
+                <w:color w:val="0B2A5B"/>
               </w:rPr>
               <w:t>Documento</w:t>
             </w:r>
@@ -2890,14 +2890,14 @@
       <w:pPr>
         <w:pStyle w:val="DestaquePCMD"/>
         <w:pBdr>
-          <w:left w:val="single" w:sz="24" w:space="6" w:color="0B3D63"/>
+          <w:left w:val="single" w:sz="24" w:space="6" w:color="0B2A5B"/>
         </w:pBdr>
         <w:shd w:val="clear" w:color="auto" w:fill="EEF2F8"/>
       </w:pPr>
       <w:r>
         <w:rPr>
           <w:rFonts w:ascii="Arial Black" w:hAnsi="Arial Black" w:cs="Arial Black"/>
-          <w:color w:val="0B3D63"/>
+          <w:color w:val="0B2A5B"/>
           <w:sz w:val="16"/>
         </w:rPr>
         <w:t xml:space="preserve">NOTA   </w:t>
@@ -2952,7 +2952,7 @@
             <w:tcW w:type="dxa" w:w="2381"/>
             <w:shd w:val="clear" w:color="auto" w:fill="DCE6F5"/>
             <w:tcBorders>
-              <w:bottom w:val="single" w:sz="8" w:space="0" w:color="0B3D63"/>
+              <w:bottom w:val="single" w:sz="8" w:space="0" w:color="0B2A5B"/>
             </w:tcBorders>
           </w:tcPr>
           <w:p>
@@ -2963,7 +2963,7 @@
             <w:r>
               <w:rPr>
                 <w:b/>
-                <w:color w:val="0B3D63"/>
+                <w:color w:val="0B2A5B"/>
               </w:rPr>
               <w:t>Indicador</w:t>
             </w:r>
@@ -2974,7 +2974,7 @@
             <w:tcW w:type="dxa" w:w="5443"/>
             <w:shd w:val="clear" w:color="auto" w:fill="DCE6F5"/>
             <w:tcBorders>
-              <w:bottom w:val="single" w:sz="8" w:space="0" w:color="0B3D63"/>
+              <w:bottom w:val="single" w:sz="8" w:space="0" w:color="0B2A5B"/>
             </w:tcBorders>
           </w:tcPr>
           <w:p>
@@ -2985,7 +2985,7 @@
             <w:r>
               <w:rPr>
                 <w:b/>
-                <w:color w:val="0B3D63"/>
+                <w:color w:val="0B2A5B"/>
               </w:rPr>
               <w:t>Regra explícita</w:t>
             </w:r>
@@ -2996,7 +2996,7 @@
             <w:tcW w:type="dxa" w:w="1814"/>
             <w:shd w:val="clear" w:color="auto" w:fill="DCE6F5"/>
             <w:tcBorders>
-              <w:bottom w:val="single" w:sz="8" w:space="0" w:color="0B3D63"/>
+              <w:bottom w:val="single" w:sz="8" w:space="0" w:color="0B2A5B"/>
             </w:tcBorders>
           </w:tcPr>
           <w:p>
@@ -3007,7 +3007,7 @@
             <w:r>
               <w:rPr>
                 <w:b/>
-                <w:color w:val="0B3D63"/>
+                <w:color w:val="0B2A5B"/>
               </w:rPr>
               <w:t>Meta</w:t>
             </w:r>
@@ -3253,7 +3253,7 @@
             <w:tcW w:type="dxa" w:w="567"/>
             <w:shd w:val="clear" w:color="auto" w:fill="DCE6F5"/>
             <w:tcBorders>
-              <w:bottom w:val="single" w:sz="8" w:space="0" w:color="0B3D63"/>
+              <w:bottom w:val="single" w:sz="8" w:space="0" w:color="0B2A5B"/>
             </w:tcBorders>
           </w:tcPr>
           <w:p>
@@ -3264,7 +3264,7 @@
             <w:r>
               <w:rPr>
                 <w:b/>
-                <w:color w:val="0B3D63"/>
+                <w:color w:val="0B2A5B"/>
               </w:rPr>
               <w:t>Nº</w:t>
             </w:r>
@@ -3275,7 +3275,7 @@
             <w:tcW w:type="dxa" w:w="6520"/>
             <w:shd w:val="clear" w:color="auto" w:fill="DCE6F5"/>
             <w:tcBorders>
-              <w:bottom w:val="single" w:sz="8" w:space="0" w:color="0B3D63"/>
+              <w:bottom w:val="single" w:sz="8" w:space="0" w:color="0B2A5B"/>
             </w:tcBorders>
           </w:tcPr>
           <w:p>
@@ -3286,7 +3286,7 @@
             <w:r>
               <w:rPr>
                 <w:b/>
-                <w:color w:val="0B3D63"/>
+                <w:color w:val="0B2A5B"/>
               </w:rPr>
               <w:t>Item de conferência</w:t>
             </w:r>
@@ -3297,7 +3297,7 @@
             <w:tcW w:type="dxa" w:w="2551"/>
             <w:shd w:val="clear" w:color="auto" w:fill="DCE6F5"/>
             <w:tcBorders>
-              <w:bottom w:val="single" w:sz="8" w:space="0" w:color="0B3D63"/>
+              <w:bottom w:val="single" w:sz="8" w:space="0" w:color="0B2A5B"/>
             </w:tcBorders>
           </w:tcPr>
           <w:p>
@@ -3308,7 +3308,7 @@
             <w:r>
               <w:rPr>
                 <w:b/>
-                <w:color w:val="0B3D63"/>
+                <w:color w:val="0B2A5B"/>
               </w:rPr>
               <w:t>Conferido por / data</w:t>
             </w:r>
@@ -3615,7 +3615,7 @@
             <w:r>
               <w:rPr>
                 <w:b/>
-                <w:color w:val="0B3D63"/>
+                <w:color w:val="0B2A5B"/>
               </w:rPr>
               <w:t>Situação</w:t>
             </w:r>
@@ -3649,7 +3649,7 @@
             <w:r>
               <w:rPr>
                 <w:b/>
-                <w:color w:val="0B3D63"/>
+                <w:color w:val="0B2A5B"/>
               </w:rPr>
               <w:t>Próxima revisão</w:t>
             </w:r>
@@ -3688,7 +3688,7 @@
             <w:r>
               <w:rPr>
                 <w:b/>
-                <w:color w:val="0B3D63"/>
+                <w:color w:val="0B2A5B"/>
               </w:rPr>
               <w:t>Origem dos dados</w:t>
             </w:r>
@@ -3722,7 +3722,7 @@
             <w:r>
               <w:rPr>
                 <w:b/>
-                <w:color w:val="0B3D63"/>
+                <w:color w:val="0B2A5B"/>
               </w:rPr>
               <w:t>Data de emissão</w:t>
             </w:r>
@@ -3784,7 +3784,7 @@
             <w:tcW w:type="dxa" w:w="3402"/>
             <w:shd w:val="clear" w:color="auto" w:fill="DCE6F5"/>
             <w:tcBorders>
-              <w:bottom w:val="single" w:sz="8" w:space="0" w:color="0B3D63"/>
+              <w:bottom w:val="single" w:sz="8" w:space="0" w:color="0B2A5B"/>
             </w:tcBorders>
           </w:tcPr>
           <w:p>
@@ -3795,7 +3795,7 @@
             <w:r>
               <w:rPr>
                 <w:b/>
-                <w:color w:val="0B3D63"/>
+                <w:color w:val="0B2A5B"/>
               </w:rPr>
               <w:t>Registro</w:t>
             </w:r>
@@ -3806,7 +3806,7 @@
             <w:tcW w:type="dxa" w:w="6236"/>
             <w:shd w:val="clear" w:color="auto" w:fill="DCE6F5"/>
             <w:tcBorders>
-              <w:bottom w:val="single" w:sz="8" w:space="0" w:color="0B3D63"/>
+              <w:bottom w:val="single" w:sz="8" w:space="0" w:color="0B2A5B"/>
             </w:tcBorders>
           </w:tcPr>
           <w:p>
@@ -3817,7 +3817,7 @@
             <w:r>
               <w:rPr>
                 <w:b/>
-                <w:color w:val="0B3D63"/>
+                <w:color w:val="0B2A5B"/>
               </w:rPr>
               <w:t>Onde fica</w:t>
             </w:r>
@@ -3853,7 +3853,7 @@
               <w:pStyle w:val="TabelaPCMD"/>
             </w:pPr>
             <w:r>
-              <w:t>PCMD-02 (abas Ativos, Critérios e Setores); resumo no Anexo A</w:t>
+              <w:t>PCMD-02 (abas Ativos e Cadastros); resumo no Anexo A</w:t>
             </w:r>
           </w:p>
         </w:tc>
@@ -3887,7 +3887,7 @@
               <w:pStyle w:val="TabelaPCMD"/>
             </w:pPr>
             <w:r>
-              <w:t>PCMD-01 (abas Pessoas, Requisitos, Lista Mestra e Revisões)</w:t>
+              <w:t>PCMD-01 (abas Cadastros, Lista Mestra e Revisões)</w:t>
             </w:r>
           </w:p>
         </w:tc>
@@ -3993,7 +3993,7 @@
             <w:tcW w:type="dxa" w:w="1134"/>
             <w:shd w:val="clear" w:color="auto" w:fill="DCE6F5"/>
             <w:tcBorders>
-              <w:bottom w:val="single" w:sz="8" w:space="0" w:color="0B3D63"/>
+              <w:bottom w:val="single" w:sz="8" w:space="0" w:color="0B2A5B"/>
             </w:tcBorders>
           </w:tcPr>
           <w:p>
@@ -4004,7 +4004,7 @@
             <w:r>
               <w:rPr>
                 <w:b/>
-                <w:color w:val="0B3D63"/>
+                <w:color w:val="0B2A5B"/>
               </w:rPr>
               <w:t>Revisão</w:t>
             </w:r>
@@ -4015,7 +4015,7 @@
             <w:tcW w:type="dxa" w:w="1587"/>
             <w:shd w:val="clear" w:color="auto" w:fill="DCE6F5"/>
             <w:tcBorders>
-              <w:bottom w:val="single" w:sz="8" w:space="0" w:color="0B3D63"/>
+              <w:bottom w:val="single" w:sz="8" w:space="0" w:color="0B2A5B"/>
             </w:tcBorders>
           </w:tcPr>
           <w:p>
@@ -4026,7 +4026,7 @@
             <w:r>
               <w:rPr>
                 <w:b/>
-                <w:color w:val="0B3D63"/>
+                <w:color w:val="0B2A5B"/>
               </w:rPr>
               <w:t>Data</w:t>
             </w:r>
@@ -4037,7 +4037,7 @@
             <w:tcW w:type="dxa" w:w="4649"/>
             <w:shd w:val="clear" w:color="auto" w:fill="DCE6F5"/>
             <w:tcBorders>
-              <w:bottom w:val="single" w:sz="8" w:space="0" w:color="0B3D63"/>
+              <w:bottom w:val="single" w:sz="8" w:space="0" w:color="0B2A5B"/>
             </w:tcBorders>
           </w:tcPr>
           <w:p>
@@ -4048,7 +4048,7 @@
             <w:r>
               <w:rPr>
                 <w:b/>
-                <w:color w:val="0B3D63"/>
+                <w:color w:val="0B2A5B"/>
               </w:rPr>
               <w:t>Descrição da mudança</w:t>
             </w:r>
@@ -4059,7 +4059,7 @@
             <w:tcW w:type="dxa" w:w="2268"/>
             <w:shd w:val="clear" w:color="auto" w:fill="DCE6F5"/>
             <w:tcBorders>
-              <w:bottom w:val="single" w:sz="8" w:space="0" w:color="0B3D63"/>
+              <w:bottom w:val="single" w:sz="8" w:space="0" w:color="0B2A5B"/>
             </w:tcBorders>
           </w:tcPr>
           <w:p>
@@ -4070,7 +4070,7 @@
             <w:r>
               <w:rPr>
                 <w:b/>
-                <w:color w:val="0B3D63"/>
+                <w:color w:val="0B2A5B"/>
               </w:rPr>
               <w:t>Responsável</w:t>
             </w:r>
@@ -4228,7 +4228,7 @@
             <w:tcW w:type="dxa" w:w="1474"/>
             <w:shd w:val="clear" w:color="auto" w:fill="DCE6F5"/>
             <w:tcBorders>
-              <w:bottom w:val="single" w:sz="8" w:space="0" w:color="0B3D63"/>
+              <w:bottom w:val="single" w:sz="8" w:space="0" w:color="0B2A5B"/>
             </w:tcBorders>
           </w:tcPr>
           <w:p>
@@ -4239,7 +4239,7 @@
             <w:r>
               <w:rPr>
                 <w:b/>
-                <w:color w:val="0B3D63"/>
+                <w:color w:val="0B2A5B"/>
               </w:rPr>
               <w:t>TAG</w:t>
             </w:r>
@@ -4250,7 +4250,7 @@
             <w:tcW w:type="dxa" w:w="3628"/>
             <w:shd w:val="clear" w:color="auto" w:fill="DCE6F5"/>
             <w:tcBorders>
-              <w:bottom w:val="single" w:sz="8" w:space="0" w:color="0B3D63"/>
+              <w:bottom w:val="single" w:sz="8" w:space="0" w:color="0B2A5B"/>
             </w:tcBorders>
           </w:tcPr>
           <w:p>
@@ -4261,7 +4261,7 @@
             <w:r>
               <w:rPr>
                 <w:b/>
-                <w:color w:val="0B3D63"/>
+                <w:color w:val="0B2A5B"/>
               </w:rPr>
               <w:t>Descrição</w:t>
             </w:r>
@@ -4272,7 +4272,7 @@
             <w:tcW w:type="dxa" w:w="794"/>
             <w:shd w:val="clear" w:color="auto" w:fill="DCE6F5"/>
             <w:tcBorders>
-              <w:bottom w:val="single" w:sz="8" w:space="0" w:color="0B3D63"/>
+              <w:bottom w:val="single" w:sz="8" w:space="0" w:color="0B2A5B"/>
             </w:tcBorders>
           </w:tcPr>
           <w:p>
@@ -4283,7 +4283,7 @@
             <w:r>
               <w:rPr>
                 <w:b/>
-                <w:color w:val="0B3D63"/>
+                <w:color w:val="0B2A5B"/>
               </w:rPr>
               <w:t>Setor</w:t>
             </w:r>
@@ -4294,7 +4294,7 @@
             <w:tcW w:type="dxa" w:w="1928"/>
             <w:shd w:val="clear" w:color="auto" w:fill="DCE6F5"/>
             <w:tcBorders>
-              <w:bottom w:val="single" w:sz="8" w:space="0" w:color="0B3D63"/>
+              <w:bottom w:val="single" w:sz="8" w:space="0" w:color="0B2A5B"/>
             </w:tcBorders>
           </w:tcPr>
           <w:p>
@@ -4305,7 +4305,7 @@
             <w:r>
               <w:rPr>
                 <w:b/>
-                <w:color w:val="0B3D63"/>
+                <w:color w:val="0B2A5B"/>
               </w:rPr>
               <w:t>Tipo</w:t>
             </w:r>
@@ -4316,7 +4316,7 @@
             <w:tcW w:type="dxa" w:w="624"/>
             <w:shd w:val="clear" w:color="auto" w:fill="DCE6F5"/>
             <w:tcBorders>
-              <w:bottom w:val="single" w:sz="8" w:space="0" w:color="0B3D63"/>
+              <w:bottom w:val="single" w:sz="8" w:space="0" w:color="0B2A5B"/>
             </w:tcBorders>
           </w:tcPr>
           <w:p>
@@ -4327,7 +4327,7 @@
             <w:r>
               <w:rPr>
                 <w:b/>
-                <w:color w:val="0B3D63"/>
+                <w:color w:val="0B2A5B"/>
               </w:rPr>
               <w:t>N1</w:t>
             </w:r>
@@ -4338,7 +4338,7 @@
             <w:tcW w:type="dxa" w:w="624"/>
             <w:shd w:val="clear" w:color="auto" w:fill="DCE6F5"/>
             <w:tcBorders>
-              <w:bottom w:val="single" w:sz="8" w:space="0" w:color="0B3D63"/>
+              <w:bottom w:val="single" w:sz="8" w:space="0" w:color="0B2A5B"/>
             </w:tcBorders>
           </w:tcPr>
           <w:p>
@@ -4349,7 +4349,7 @@
             <w:r>
               <w:rPr>
                 <w:b/>
-                <w:color w:val="0B3D63"/>
+                <w:color w:val="0B2A5B"/>
               </w:rPr>
               <w:t>N2</w:t>
             </w:r>
@@ -4360,7 +4360,7 @@
             <w:tcW w:type="dxa" w:w="624"/>
             <w:shd w:val="clear" w:color="auto" w:fill="DCE6F5"/>
             <w:tcBorders>
-              <w:bottom w:val="single" w:sz="8" w:space="0" w:color="0B3D63"/>
+              <w:bottom w:val="single" w:sz="8" w:space="0" w:color="0B2A5B"/>
             </w:tcBorders>
           </w:tcPr>
           <w:p>
@@ -4371,7 +4371,7 @@
             <w:r>
               <w:rPr>
                 <w:b/>
-                <w:color w:val="0B3D63"/>
+                <w:color w:val="0B2A5B"/>
               </w:rPr>
               <w:t>N3</w:t>
             </w:r>
@@ -4382,7 +4382,7 @@
             <w:tcW w:type="dxa" w:w="624"/>
             <w:shd w:val="clear" w:color="auto" w:fill="DCE6F5"/>
             <w:tcBorders>
-              <w:bottom w:val="single" w:sz="8" w:space="0" w:color="0B3D63"/>
+              <w:bottom w:val="single" w:sz="8" w:space="0" w:color="0B2A5B"/>
             </w:tcBorders>
           </w:tcPr>
           <w:p>
@@ -4393,7 +4393,7 @@
             <w:r>
               <w:rPr>
                 <w:b/>
-                <w:color w:val="0B3D63"/>
+                <w:color w:val="0B2A5B"/>
               </w:rPr>
               <w:t>N4</w:t>
             </w:r>
@@ -4404,7 +4404,7 @@
             <w:tcW w:type="dxa" w:w="624"/>
             <w:shd w:val="clear" w:color="auto" w:fill="DCE6F5"/>
             <w:tcBorders>
-              <w:bottom w:val="single" w:sz="8" w:space="0" w:color="0B3D63"/>
+              <w:bottom w:val="single" w:sz="8" w:space="0" w:color="0B2A5B"/>
             </w:tcBorders>
           </w:tcPr>
           <w:p>
@@ -4415,7 +4415,7 @@
             <w:r>
               <w:rPr>
                 <w:b/>
-                <w:color w:val="0B3D63"/>
+                <w:color w:val="0B2A5B"/>
               </w:rPr>
               <w:t>N5</w:t>
             </w:r>
@@ -4426,7 +4426,7 @@
             <w:tcW w:type="dxa" w:w="1361"/>
             <w:shd w:val="clear" w:color="auto" w:fill="DCE6F5"/>
             <w:tcBorders>
-              <w:bottom w:val="single" w:sz="8" w:space="0" w:color="0B3D63"/>
+              <w:bottom w:val="single" w:sz="8" w:space="0" w:color="0B2A5B"/>
             </w:tcBorders>
           </w:tcPr>
           <w:p>
@@ -4437,7 +4437,7 @@
             <w:r>
               <w:rPr>
                 <w:b/>
-                <w:color w:val="0B3D63"/>
+                <w:color w:val="0B2A5B"/>
               </w:rPr>
               <w:t>Pontuação</w:t>
             </w:r>
@@ -4448,7 +4448,7 @@
             <w:tcW w:type="dxa" w:w="1134"/>
             <w:shd w:val="clear" w:color="auto" w:fill="DCE6F5"/>
             <w:tcBorders>
-              <w:bottom w:val="single" w:sz="8" w:space="0" w:color="0B3D63"/>
+              <w:bottom w:val="single" w:sz="8" w:space="0" w:color="0B2A5B"/>
             </w:tcBorders>
           </w:tcPr>
           <w:p>
@@ -4459,7 +4459,7 @@
             <w:r>
               <w:rPr>
                 <w:b/>
-                <w:color w:val="0B3D63"/>
+                <w:color w:val="0B2A5B"/>
               </w:rPr>
               <w:t>Classe</w:t>
             </w:r>
@@ -4914,7 +4914,7 @@
       <w:pStyle w:val="Header"/>
       <w:spacing w:before="0" w:after="0" w:lineRule="exact" w:line="340"/>
       <w:jc w:val="center"/>
-      <w:shd w:val="clear" w:color="auto" w:fill="0B3D63"/>
+      <w:shd w:val="clear" w:color="auto" w:fill="0B2A5B"/>
     </w:pPr>
     <w:r>
       <w:rPr>
@@ -5369,7 +5369,7 @@
       <w:jc w:val="left"/>
       <w:outlineLvl w:val="0"/>
       <w:pBdr>
-        <w:bottom w:val="single" w:sz="6" w:space="2" w:color="0B3D63"/>
+        <w:bottom w:val="single" w:sz="6" w:space="2" w:color="0B2A5B"/>
       </w:pBdr>
     </w:pPr>
     <w:rPr>
@@ -5377,7 +5377,7 @@
       <w:b w:val="0"/>
       <w:bCs/>
       <w:i w:val="0"/>
-      <w:color w:val="0B3D63"/>
+      <w:color w:val="0B2A5B"/>
       <w:sz w:val="22"/>
       <w:szCs w:val="28"/>
     </w:rPr>
@@ -5403,7 +5403,7 @@
       <w:b/>
       <w:bCs/>
       <w:i w:val="0"/>
-      <w:color w:val="0B3D63"/>
+      <w:color w:val="0B2A5B"/>
       <w:sz w:val="21"/>
       <w:szCs w:val="26"/>
     </w:rPr>
@@ -5429,7 +5429,7 @@
       <w:b/>
       <w:bCs/>
       <w:i w:val="0"/>
-      <w:color w:val="0B3D63"/>
+      <w:color w:val="0B2A5B"/>
       <w:sz w:val="20"/>
     </w:rPr>
   </w:style>

--- a/public/modelos/PCMD-W1-Manual-Gestao-Ativos.docx
+++ b/public/modelos/PCMD-W1-Manual-Gestao-Ativos.docx
@@ -4770,7 +4770,7 @@
           <w:r>
             <w:drawing>
               <wp:inline xmlns:a="http://schemas.openxmlformats.org/drawingml/2006/main" xmlns:pic="http://schemas.openxmlformats.org/drawingml/2006/picture">
-                <wp:extent cx="1512000" cy="353516"/>
+                <wp:extent cx="1221418" cy="353516"/>
                 <wp:docPr id="1" name="Picture 1"/>
                 <wp:cNvGraphicFramePr>
                   <a:graphicFrameLocks noChangeAspect="1"/>
@@ -4791,7 +4791,7 @@
                       <pic:spPr>
                         <a:xfrm>
                           <a:off x="0" y="0"/>
-                          <a:ext cx="1512000" cy="353516"/>
+                          <a:ext cx="1221418" cy="353516"/>
                         </a:xfrm>
                         <a:prstGeom prst="rect"/>
                       </pic:spPr>
